--- a/example_articles/states/Vermont/2.states_Vermont_New_York_Times.docx
+++ b/example_articles/states/Vermont/2.states_Vermont_New_York_Times.docx
@@ -27,17 +27,17 @@
     </w:p>
     <w:p>
       <w:r>
-        <w:t>Source File: NYT/28.DOCX</w:t>
+        <w:t>Source file: NYT/28.DOCX</w:t>
       </w:r>
     </w:p>
     <w:p>
       <w:r>
-        <w:t>Raw locations result: ['Vermont']</w:t>
+        <w:t>Raw locations result, 'locations': ['Vermont']</w:t>
       </w:r>
     </w:p>
     <w:p>
       <w:r>
-        <w:t>states_stand_flat (Standardized): Vermont</w:t>
+        <w:t>Standardized locations result, 'states_stand_flat': Vermont</w:t>
       </w:r>
     </w:p>
     <w:p>

--- a/example_articles/states/Vermont/2.states_Vermont_New_York_Times.docx
+++ b/example_articles/states/Vermont/2.states_Vermont_New_York_Times.docx
@@ -7,7 +7,7 @@
         <w:pStyle w:val="Heading1"/>
       </w:pPr>
       <w:r>
-        <w:t>Review: 'In Jackson Heights,' an Ode to the Immigrant Experience</w:t>
+        <w:t>Free Trade vs. Jobs</w:t>
       </w:r>
     </w:p>
     <w:p>
@@ -17,17 +17,17 @@
     </w:p>
     <w:p>
       <w:r>
-        <w:t>Date: 2015-11-03</w:t>
+        <w:t>Date: 2012-01-06</w:t>
       </w:r>
     </w:p>
     <w:p>
       <w:r>
-        <w:t>Section: MOVIES</w:t>
+        <w:t>Section: Section A; Column 0; Editorial Desk; Pg. 24; LETTER</w:t>
       </w:r>
     </w:p>
     <w:p>
       <w:r>
-        <w:t>Source file: NYT/28.DOCX</w:t>
+        <w:t>Source file: NYT/15.DOCX</w:t>
       </w:r>
     </w:p>
     <w:p>
@@ -49,29 +49,22 @@
     </w:p>
     <w:p>
       <w:r>
-        <w:t>All of creation converges in "In Jackson Heights," a thrilling, transporting love letter from            Frederick Wiseman to New York and its multi-everything glory. Set in the Queens neighborhood of its title - where people from across the globe are staking a claim on America while speaking Spanish, Tibetan and Punjabi - Mr. Wiseman's latest documentary is a movingly principled, political look at a dynamic neighborhood in which older waves of pioneers make room for new, amid creeping gentrification. It's an immigration story, so it goes without saying that it is also about New York and the United States - that "teeming nation of nations," to steal a            phrase from            Walt Whitman.</w:t>
+        <w:t>To the Editor:</w:t>
         <w:br/>
-        <w:t>Times Square is often called the crossroads of the world, but Mr. Wiseman suggests that that title more rightly belongs to Jackson Heights. The neighborhood, a blocky parcel formerly known as Trains Meadows and about 30 minutes by subway from Midtown Manhattan, was            created in the early 20th century as a suburblike development. The area's modern history is inscribed in the elevated train (           the line opened in 1917) that runs along Roosevelt Avenue, its southernmost border, and which is glimpsed and heard throughout the movie. Other chapters of that history can be seen in the garden apartment houses that were built in the 1910s and '20s, in the garden homes built after 1924 and in the gaudy storefront signs that today ornament the main commercial strips.</w:t>
+        <w:t>''Factory Jobs Gain, but Wages Retreat'' (''Working for Less'' series, Business Day, Dec. 30) tells us just about everything we need to know about the collapse of the middle class and the greed of the top 1 percent.</w:t>
         <w:br/>
-        <w:t>That history is there for the reading, but Mr. Wiseman isn't a pedagogue and doesn't wield a hammer, much less a wagging finger. Like anthropologists (or some poets), he studies other people and their behaviors, finding meanings in the visible world. Put another way, he immerses himself in a world - call it his fieldwork - observes it closely and brings back the evidence. Crucially, to expand on this ethnographic comparison, he also edits his documentaries, in addition to doing the sound work. "Cutting a documentary," he said in the 1970s, "is like putting together a reality dream, because the events in it are all true, except really they have no meaning except insofar as you impose a form on them, and that form is imposed in large measure, of course, in the editing."</w:t>
+        <w:t>During the Congressional debates over the North American Free Trade Agreement, permanent normal trade relations with China and other ''free trade'' agreements, corporate America and its representatives told us how beneficial these deals would be for the American worker.</w:t>
         <w:br/>
-        <w:t>And because Mr. Wiseman doesn't use voice-overs or talking-head interviews or, just as important, impose an obvious narrative arc on his material, or channel it through a solitary heroic figure (the "relatable" human portal), he expects you to do your interpretive share. To that end, he offers people, patterns, informative signposts and, in this documentary, actual street signs, including 37 AV and 77 ST, and 82 ST and ROOSEVELT AV. He bookends "In Jackson Heights" with parallel extreme long shots of the urban landscape, opening with an overhead shot of a daytime street tableau and closing at night with a jewel-like city aglow with bursts of fireworks. In between these paired images he writes an epic of a city, its people and the democratic process in tentative and kinetic action.</w:t>
+        <w:t>Some of us never believed those arguments. Now the results are in. We have not only lost millions of well-paying manufacturing jobs as a result of unfettered free trade, but the race to the bottom with China and other low-wage countries has also resulted in drastic pay cuts throughout what remains of our manufacturing sector.</w:t>
         <w:br/>
-        <w:t>Mr. Wiseman plunges you into Jackson Heights like a no-nonsense tour guide, dropping you into the 'hood and immersing you in sights and sounds with a succession of harmoniously framed shots of people, corners, flags (a Brazilian banner ornaments one shot, while the Stars and Stripes waves in another) stores and bins of brightly colored vegetables. Working with his longtime cinematographer, John Davey, Mr. Wiseman also pops into a Muslim school, a            Jewish center, a meeting of gay and transgender people, a City Council office and the local headquarters of            Make the Road New York, an activist organization dedicated to Latino and working-class people. Every so often, he pauses a while as someone delivers a song, an argument, a speech, a complaint or a tribute - what great talkers he finds!</w:t>
+        <w:t>A union job in manufacturing used to be a blue-collar ticket to a middle-class life and the gold standard for working-class jobs throughout the country. All that is disappearing as American wages in manufacturing are becoming ''competitive'' with China and other low-wage countries.</w:t>
         <w:br/>
-        <w:t>Mr. Wiseman's subject is, famously, institutions, or, as he put it in another 1970s interview, "a series of activities that take place in a limited geographical area with a more or less consistent group of people being involved." Those institutions can seem as direct and familiar as the halls and teachers in "High School" (1968); other times, as in "           Central Park" (1989), the idea of the institution emerges in the nexus of children's playgrounds, city policies and the public commons. Similarly, while "In Jackson Heights" is an exploration of a particular neighborhood, Mr. Wiseman advances the idea that what makes a city - and makes it great - are the people in its streets and stores, its barbershops and laundromats, who together are weaving its cultural, social and political fabric.</w:t>
+        <w:t>The time is now to rethink our disastrous trade policies. The time is now to prevent the pauperization of America's working class.</w:t>
         <w:br/>
-        <w:t>Over time, as the movie returns to specific spaces, touching on human rights and gentrification along the way, it develops into a deeply stirring ode to the immigrant experience and American identity. Each person and storefront sign carries a story, opens another world, from "Articulos Católicos" to "Himalayan Driving School" and "Whole Baby Goat." (Animal lovers should be aware that a bird is slaughtered in one scene.) Mostly, these stories mingle peacefully, despite worried brows and references to past violence, as with a shot of the street sign for Edgar Garzon Corner, named for a gay man who was beaten to death in 2001 - an image that Mr. Wiseman answers with images from a pride march. By the time fireworks are soaring, your heart is, too.</w:t>
+        <w:t>BERNARD SANDERS U.S. Senator from Vermont Burlington, Vt., Dec. 30, 2011</w:t>
         <w:br/>
-        <w:t>In his preface to "Leaves of Grass," Whitman wrote that the genius of America is found in its "common people" rather than in its executives or ambassadors, colleges or churches. He found an "unrhymed poetry" in "their manners speech dress friendship - the freshness and candor of their physiognomy - the picturesque looseness of their carriage ... their deathless attachment to freedom - their aversion to anything indecorous or soft or mean - the practical acknowledgment of the citizens of one state by the citizens of all other states." Whitman's words are a glorious, rhapsodic catalog of everyday Americans, as well as a poem in their own right, one that for the last half-century Mr. Wiseman, in documentary after documentary and in his own generous fashion, has been expanding on beautifully.</w:t>
         <w:br/>
-        <w:t>"In Jackson Heights" is not rated. Running time: 3 hours 10 minutes.</w:t>
-        <w:br/>
-        <w:t>PHOTOS: In Jackson Heights: Immersive fieldwork: A view of this diverse Queens neighborhood and the elevated No. 7 subway line in Frederick Wiseman's latest documentary, opening on Wednesday. (C1); The hurly-burly: A street scene in Frederick Wiseman's "In Jackson Heights," an exploration of one of the world's most diverse neighborhoods. (PHOTOGRAPHS BY ZIPPORAH FILMS) (C6)</w:t>
-        <w:br/>
-        <w:t>Related Articles</w:t>
-        <w:br/>
-        <w:t>Jackson Heights Through the Eyes of Frederick Wiseman</w:t>
+        <w:t>http://www.nytimes.com</w:t>
       </w:r>
     </w:p>
     <w:sectPr>

--- a/example_articles/states/Vermont/2.states_Vermont_New_York_Times.docx
+++ b/example_articles/states/Vermont/2.states_Vermont_New_York_Times.docx
@@ -7,7 +7,7 @@
         <w:pStyle w:val="Heading1"/>
       </w:pPr>
       <w:r>
-        <w:t>Free Trade vs. Jobs</w:t>
+        <w:t>Trouble in Paradise</w:t>
       </w:r>
     </w:p>
     <w:p>
@@ -17,17 +17,17 @@
     </w:p>
     <w:p>
       <w:r>
-        <w:t>Date: 2012-01-06</w:t>
+        <w:t>Date: 2014-06-01</w:t>
       </w:r>
     </w:p>
     <w:p>
       <w:r>
-        <w:t>Section: Section A; Column 0; Editorial Desk; Pg. 24; LETTER</w:t>
+        <w:t>Section: Section BR; Column 0; Book Review Desk; Pg. 62; THE SHORTLIST</w:t>
       </w:r>
     </w:p>
     <w:p>
       <w:r>
-        <w:t>Source file: NYT/15.DOCX</w:t>
+        <w:t>Source file: NYT/31.DOCX</w:t>
       </w:r>
     </w:p>
     <w:p>
@@ -49,22 +49,40 @@
     </w:p>
     <w:p>
       <w:r>
-        <w:t>To the Editor:</w:t>
+        <w:t>THE VACATIONERSBy Emma Straub Riverhead, $26.95.</w:t>
         <w:br/>
-        <w:t>''Factory Jobs Gain, but Wages Retreat'' (''Working for Less'' series, Business Day, Dec. 30) tells us just about everything we need to know about the collapse of the middle class and the greed of the top 1 percent.</w:t>
+        <w:t>For those unable to jet off to a Spanish island this summer, reading ''The Vacationers'' may be the next-best thing. Straub's gorgeously written novel follows the Post family -- a food writer named Franny; her patrician husband, Jim; and their children, 28-year old Bobby and 18-year-old Sylvia -- to Majorca. The island is brought to life irresistibly, ''a layer cake'' when Franny first spies it, and their vacation house ''looked like an actual present.'' But all is not perfect in vacationland. Jim has recently been let go from his position as the editor of a men's magazine after a dalliance with a young employee who also happens to be the daughter of a board member. Franny had planned this island idyll before their lives were upended by the affair; during this trip, she must decide whether their marriage will survive or implode. On the island, the Posts are joined by Franny's best friend, Charles; his husband, Lawrence; and Bobby's girlfriend, Carmen, all facing challenges of their own. Charles and Lawrence are waiting to hear if they'll be chosen to adopt a baby; Bobby and Carmen's relationship isn't faring much better than Jim and Franny's.</w:t>
         <w:br/>
-        <w:t>During the Congressional debates over the North American Free Trade Agreement, permanent normal trade relations with China and other ''free trade'' agreements, corporate America and its representatives told us how beneficial these deals would be for the American worker.</w:t>
+        <w:t>This glimpse into the Posts' real-estate-blessed lives (''Was Riverside Drive too far, too remote?'' Jim wonders, considering the possible loss of their gigantic Manhattan house to a divorce. ''Could he live in the 90s?'') might give the less fortunate reader an attack of the Majorca-deprived blues, but the novel's joy and humor are infectious. Straub may be an heir to Laurie Colwin, crafting characters that are smart, addictively charming, delightfully misanthropic and fun. Franny waxes on the pleasures of ''being alone in the kitchen,'' and her passion for her children, for her friend Charles, for food, love and travel, illuminates the narrative. ''Being in a foreign country made even the smallest differences seem like art,'' Straub observes. When I turned the last page, I felt as I often do when a vacation is over: grateful for the trip and mourning its end.</w:t>
         <w:br/>
-        <w:t>Some of us never believed those arguments. Now the results are in. We have not only lost millions of well-paying manufacturing jobs as a result of unfettered free trade, but the race to the bottom with China and other low-wage countries has also resulted in drastic pay cuts throughout what remains of our manufacturing sector.</w:t>
+        <w:t>THE LEMON GROVEBy Helen Walsh Doubleday, $24.95.</w:t>
         <w:br/>
-        <w:t>A union job in manufacturing used to be a blue-collar ticket to a middle-class life and the gold standard for working-class jobs throughout the country. All that is disappearing as American wages in manufacturing are becoming ''competitive'' with China and other low-wage countries.</w:t>
+        <w:t>If Straub's Majorca is a layer cake, Walsh's version of the same island is a shot of straight gin. The provocative premise of ''The Lemon Grove'' may make some readers squirm: During her annual vacation to the island with her husband, Greg, a middle-aged woman named Jenn is overcome by her attraction to Nathan, the 17-year-old boyfriend of her stepdaughter, Emma. ''The last thing she wants while on holiday is to be stretched or challenged,'' Jenn tells herself before Nathan arrives, but his presence changes all that. Walsh's pacing is brilliant, her writing a combination of William Trevor and Erica Jong, as she fearlessly explores the complexities and nuances of a woman surprised by her own feelings.</w:t>
         <w:br/>
-        <w:t>The time is now to rethink our disastrous trade policies. The time is now to prevent the pauperization of America's working class.</w:t>
+        <w:t>Walsh also unflinchingly portrays the difficult, heartbreaking relationship of Jenn and her stepdaughter, whose mother died in childbirth. ''The legacy of grief is a chronic affliction,'' Walsh concludes, ''not curable but manageable.'' As Jenn and Emma struggle to deal with their ever-shifting roles, Jenn faces a ''narrowing of aspiration'' as she grows older. ''She knows there'll be no fantasy home in Majorca. She knows there'll be no baby of their own. She knows all this, yet there is still a part of her not willing yet, not ready to accept it.''</w:t>
         <w:br/>
-        <w:t>BERNARD SANDERS U.S. Senator from Vermont Burlington, Vt., Dec. 30, 2011</w:t>
+        <w:t>''The Lemon Grove'' is a gripping tale of a woman stepping beyond conventional boundaries and into the unknown. ''Everything change,'' a local tells Jenn in accented English when she searches for a now-­demolished restaurant her family once loved. Everything does change -- marriage, love, parenthood, aspirations, self-knowledge. Jenn recalls the lines of a poem by D. H. Lawrence, which Greg read to her on their wedding day: ''The gem of mutual peace emerging from the wild chaos of love.'' Can mutual peace really coexist with wild chaos? Walsh's readers will find themselves eagerly turning the pages, racing to find out.</w:t>
+        <w:br/>
+        <w:t>BITTERSWEETBy Miranda Beverly-Whittemore Crown, $25.</w:t>
+        <w:br/>
+        <w:t>If fiction imitates life, then it might be wise, before accepting an invitation to visit the estate of a wealthy New England family, to ask exactly what their dark secrets are. (Past crimes? Infidelities? Corpses in the tomato patch?) In ''Bittersweet,'' a working-class college student named Mabel Dagmar spends her summer unlocking the secrets of the Winslow clan. She's been invited to Winloch, their sprawling Vermont estate, by her roommate, Genevra (Ev) Winslow, whose family's first names make them sound like a WASPy tribe in a ''Saturday Night Live'' spoof: Birch, Tilde, Galway, Banning, Athol. Upon the age of 18, Ev and her siblings each inherit a Winloch cottage; Ev's is called, appropriately, Bittersweet.</w:t>
+        <w:br/>
+        <w:t>Bookish Mabel keeps her own dark past at bay as she feels herself being changed by the wealth all around her. When she sees a Van Gogh hanging at Winloch, she realizes, ''I felt proud, as though somehow, being here with this piece of history, I had already made something of myself.'' Beverly-Whittemore is at her best bringing Winloch vividly to life, evoking the look and feel of its cottages and dining hall, and its daily summer rhythms, from the children playing along the lake shore to a family performance of scenes from ''A Midsummer Night's Dream.''</w:t>
+        <w:br/>
+        <w:t>A fairy tale aspect -- of the Grimm, not the Disney variety -- pervades the novel, which artfully builds an increasing sense of menace: Deadbolt locks are mysteriously installed on the doors to many of the women's cottages and bedrooms, and even the source of the Winslows' wealth is uncertain.</w:t>
+        <w:br/>
+        <w:t>All summer, Mabel struggles to read ''Paradise Lost.'' ''The most essential part of growing up,'' she tells herself, ''is figuring out where your empty places are and learning how to fill them by, and for, yourself.'' Like a Downton-in-Vermont, ''Bittersweet'' takes swift, implausible plot turns, and its family secrets flow like a bottomless magnum of champagne, but Beverly-­Whittemore succeeds in shining a light into the dark, brutal flaws of the human heart.</w:t>
         <w:br/>
         <w:br/>
-        <w:t>http://www.nytimes.com</w:t>
+        <w:t>http://www.nytimes.com/2014/06/01/books/review/the-vacationers-by-emma-straub-and-more.html</w:t>
+        <w:br/>
+        <w:br/>
+        <w:t>Graphic</w:t>
+        <w:br/>
+        <w:br/>
+        <w:t xml:space="preserve"> </w:t>
+        <w:br/>
+        <w:t>PHOTOS DRAWING (DRAWING BY JOHN GALL)</w:t>
       </w:r>
     </w:p>
     <w:sectPr>
